--- a/files/Arshad_Ali_Cover_Letter.docx
+++ b/files/Arshad_Ali_Cover_Letter.docx
@@ -96,7 +96,75 @@
           <w:sz w:val="20"/>
           <w:szCs w:val="20"/>
         </w:rPr>
-        <w:t xml:space="preserve">I hold a Master’s degree in Computer Science &amp; IT from the University of Management and Technology (UMT), Lahore, and have over one year of professional experience working with Python Django. Currently, I am employed at Micro Data Tech Solutions (MDTS), where I actively contribute to the development, optimization, and deployment of scalable web applications. </w:t>
+        <w:t xml:space="preserve">I hold a Master’s degree in Computer Science &amp; IT from the University of Management and Technology (UMT), Lahore, and have </w:t>
+      </w:r>
+      <w:r>
+        <w:rPr>
+          <w:rFonts w:asciiTheme="majorBidi" w:hAnsiTheme="majorBidi" w:cstheme="majorBidi"/>
+          <w:b/>
+          <w:bCs/>
+          <w:sz w:val="20"/>
+          <w:szCs w:val="20"/>
+        </w:rPr>
+        <w:t xml:space="preserve">over </w:t>
+      </w:r>
+      <w:r>
+        <w:rPr>
+          <w:rFonts w:asciiTheme="majorBidi" w:hAnsiTheme="majorBidi" w:cstheme="majorBidi"/>
+          <w:b/>
+          <w:bCs/>
+          <w:sz w:val="20"/>
+          <w:szCs w:val="20"/>
+        </w:rPr>
+        <w:t>2</w:t>
+      </w:r>
+      <w:r>
+        <w:rPr>
+          <w:rFonts w:asciiTheme="majorBidi" w:hAnsiTheme="majorBidi" w:cstheme="majorBidi"/>
+          <w:b/>
+          <w:bCs/>
+          <w:sz w:val="20"/>
+          <w:szCs w:val="20"/>
+        </w:rPr>
+        <w:t xml:space="preserve"> year</w:t>
+      </w:r>
+      <w:r>
+        <w:rPr>
+          <w:rFonts w:asciiTheme="majorBidi" w:hAnsiTheme="majorBidi" w:cstheme="majorBidi"/>
+          <w:b/>
+          <w:bCs/>
+          <w:sz w:val="20"/>
+          <w:szCs w:val="20"/>
+        </w:rPr>
+        <w:t>s</w:t>
+      </w:r>
+      <w:r>
+        <w:rPr>
+          <w:rFonts w:asciiTheme="majorBidi" w:hAnsiTheme="majorBidi" w:cstheme="majorBidi"/>
+          <w:b/>
+          <w:bCs/>
+          <w:sz w:val="20"/>
+          <w:szCs w:val="20"/>
+        </w:rPr>
+        <w:t xml:space="preserve"> of professional experience</w:t>
+      </w:r>
+      <w:r>
+        <w:rPr>
+          <w:rFonts w:asciiTheme="majorBidi" w:hAnsiTheme="majorBidi" w:cstheme="majorBidi"/>
+          <w:b/>
+          <w:bCs/>
+          <w:sz w:val="20"/>
+          <w:szCs w:val="20"/>
+        </w:rPr>
+        <w:t xml:space="preserve"> and 3 years hands-on-experience</w:t>
+      </w:r>
+      <w:r>
+        <w:rPr>
+          <w:rFonts w:asciiTheme="majorBidi" w:hAnsiTheme="majorBidi" w:cstheme="majorBidi"/>
+          <w:sz w:val="20"/>
+          <w:szCs w:val="20"/>
+        </w:rPr>
+        <w:t xml:space="preserve"> working with Python Django. Currently, I am employed at Micro Data Tech Solutions (MDTS), where I actively contribute to the development, optimization, and deployment of scalable web applications. </w:t>
       </w:r>
     </w:p>
     <w:p>
@@ -122,7 +190,17 @@
           <w:sz w:val="20"/>
           <w:szCs w:val="20"/>
         </w:rPr>
-        <w:t>My technical expertise includes Python Django, SQLite, PostgreSQL, Docker, and modern frontend technologies such as HTML, CSS, J</w:t>
+        <w:t xml:space="preserve">My technical expertise includes </w:t>
+      </w:r>
+      <w:r>
+        <w:rPr>
+          <w:rFonts w:asciiTheme="majorBidi" w:hAnsiTheme="majorBidi" w:cstheme="majorBidi"/>
+          <w:b/>
+          <w:bCs/>
+          <w:sz w:val="20"/>
+          <w:szCs w:val="20"/>
+        </w:rPr>
+        <w:t>Python Django, SQLite, PostgreSQL, Docker,</w:t>
       </w:r>
       <w:r>
         <w:rPr>
@@ -130,7 +208,7 @@
           <w:sz w:val="20"/>
           <w:szCs w:val="20"/>
         </w:rPr>
-        <w:t>s</w:t>
+        <w:t xml:space="preserve"> and</w:t>
       </w:r>
       <w:r>
         <w:rPr>
@@ -138,7 +216,15 @@
           <w:sz w:val="20"/>
           <w:szCs w:val="20"/>
         </w:rPr>
-        <w:t xml:space="preserve">. I have successfully developed and deployed multiple academic and professional projects, including e-commerce platforms, social media applications, transport management systems, and content-based applications. </w:t>
+        <w:t xml:space="preserve"> with</w:t>
+      </w:r>
+      <w:r>
+        <w:rPr>
+          <w:rFonts w:asciiTheme="majorBidi" w:hAnsiTheme="majorBidi" w:cstheme="majorBidi"/>
+          <w:sz w:val="20"/>
+          <w:szCs w:val="20"/>
+        </w:rPr>
+        <w:t xml:space="preserve"> modern technologies. I have successfully developed and deployed multiple academic and professional projects, including e-commerce platforms, social media applications, transport management systems, and content-based applications. </w:t>
       </w:r>
       <w:r>
         <w:rPr>
@@ -238,6 +324,7 @@
     </w:p>
     <w:p>
       <w:pPr>
+        <w:spacing w:line="240" w:lineRule="auto"/>
         <w:rPr>
           <w:rFonts w:asciiTheme="majorBidi" w:hAnsiTheme="majorBidi" w:cstheme="majorBidi"/>
           <w:sz w:val="20"/>
@@ -255,6 +342,7 @@
     </w:p>
     <w:p>
       <w:pPr>
+        <w:spacing w:line="240" w:lineRule="auto"/>
         <w:rPr>
           <w:rFonts w:asciiTheme="majorBidi" w:hAnsiTheme="majorBidi" w:cstheme="majorBidi"/>
           <w:sz w:val="20"/>
@@ -272,6 +360,7 @@
     </w:p>
     <w:p>
       <w:pPr>
+        <w:spacing w:line="240" w:lineRule="auto"/>
         <w:rPr>
           <w:rFonts w:asciiTheme="majorBidi" w:hAnsiTheme="majorBidi" w:cstheme="majorBidi"/>
           <w:sz w:val="20"/>
@@ -284,11 +373,20 @@
           <w:sz w:val="20"/>
           <w:szCs w:val="20"/>
         </w:rPr>
+        <w:t xml:space="preserve">DHA Phase 1, </w:t>
+      </w:r>
+      <w:r>
+        <w:rPr>
+          <w:rFonts w:asciiTheme="majorBidi" w:hAnsiTheme="majorBidi" w:cstheme="majorBidi"/>
+          <w:sz w:val="20"/>
+          <w:szCs w:val="20"/>
+        </w:rPr>
         <w:t xml:space="preserve">Lahore, Pakistan  </w:t>
       </w:r>
     </w:p>
     <w:p>
       <w:pPr>
+        <w:spacing w:line="240" w:lineRule="auto"/>
         <w:rPr>
           <w:rFonts w:asciiTheme="majorBidi" w:hAnsiTheme="majorBidi" w:cstheme="majorBidi"/>
           <w:sz w:val="20"/>
@@ -306,6 +404,7 @@
     </w:p>
     <w:p>
       <w:pPr>
+        <w:spacing w:line="240" w:lineRule="auto"/>
         <w:rPr>
           <w:rFonts w:asciiTheme="majorBidi" w:hAnsiTheme="majorBidi" w:cstheme="majorBidi"/>
           <w:sz w:val="20"/>
@@ -323,6 +422,7 @@
     </w:p>
     <w:p>
       <w:pPr>
+        <w:spacing w:line="240" w:lineRule="auto"/>
         <w:rPr>
           <w:rFonts w:asciiTheme="majorBidi" w:hAnsiTheme="majorBidi" w:cstheme="majorBidi"/>
           <w:sz w:val="20"/>
@@ -367,6 +467,7 @@
     </w:p>
     <w:p>
       <w:pPr>
+        <w:spacing w:line="240" w:lineRule="auto"/>
         <w:rPr>
           <w:rFonts w:asciiTheme="majorBidi" w:hAnsiTheme="majorBidi" w:cstheme="majorBidi"/>
           <w:sz w:val="20"/>
@@ -389,17 +490,9 @@
             <w:sz w:val="20"/>
             <w:szCs w:val="20"/>
           </w:rPr>
-          <w:t>https://www.arshadali.vercel.app</w:t>
+          <w:t>https://arshadali.vercel.app</w:t>
         </w:r>
       </w:hyperlink>
-      <w:r>
-        <w:rPr>
-          <w:rFonts w:asciiTheme="majorBidi" w:hAnsiTheme="majorBidi" w:cstheme="majorBidi"/>
-          <w:sz w:val="20"/>
-          <w:szCs w:val="20"/>
-        </w:rPr>
-        <w:t xml:space="preserve"> </w:t>
-      </w:r>
     </w:p>
     <w:sectPr>
       <w:pgSz w:w="12240" w:h="15840"/>

--- a/files/Arshad_Ali_Cover_Letter.docx
+++ b/files/Arshad_Ali_Cover_Letter.docx
@@ -164,7 +164,39 @@
           <w:sz w:val="20"/>
           <w:szCs w:val="20"/>
         </w:rPr>
-        <w:t xml:space="preserve"> working with Python Django. Currently, I am employed at Micro Data Tech Solutions (MDTS), where I actively contribute to the development, optimization, and deployment of scalable web applications. </w:t>
+        <w:t xml:space="preserve"> working with Python Django. Currently, I am employed at </w:t>
+      </w:r>
+      <w:r>
+        <w:rPr>
+          <w:rFonts w:asciiTheme="majorBidi" w:hAnsiTheme="majorBidi" w:cstheme="majorBidi"/>
+          <w:sz w:val="20"/>
+          <w:szCs w:val="20"/>
+        </w:rPr>
+        <w:t>Nexa</w:t>
+      </w:r>
+      <w:r>
+        <w:rPr>
+          <w:rFonts w:asciiTheme="majorBidi" w:hAnsiTheme="majorBidi" w:cstheme="majorBidi"/>
+          <w:sz w:val="20"/>
+          <w:szCs w:val="20"/>
+        </w:rPr>
+        <w:t xml:space="preserve"> Tech Solutions (</w:t>
+      </w:r>
+      <w:r>
+        <w:rPr>
+          <w:rFonts w:asciiTheme="majorBidi" w:hAnsiTheme="majorBidi" w:cstheme="majorBidi"/>
+          <w:sz w:val="20"/>
+          <w:szCs w:val="20"/>
+        </w:rPr>
+        <w:t>N</w:t>
+      </w:r>
+      <w:r>
+        <w:rPr>
+          <w:rFonts w:asciiTheme="majorBidi" w:hAnsiTheme="majorBidi" w:cstheme="majorBidi"/>
+          <w:sz w:val="20"/>
+          <w:szCs w:val="20"/>
+        </w:rPr>
+        <w:t xml:space="preserve">TS), where I actively contribute to the development, optimization, and deployment of scalable web applications. </w:t>
       </w:r>
     </w:p>
     <w:p>
